--- a/브라질 변호사/2부/2부_9화_모에마의_구금.docx
+++ b/브라질 변호사/2부/2부_9화_모에마의_구금.docx
@@ -36,7 +36,7 @@
           <w:i w:val="0"/>
           <w:sz w:val="22"/>
         </w:rPr>
-        <w:t>하파엘 ‘하파’ 멘지스(노바 카라자이 공설변호인) / 모에마 타피라이(아루아칸 여성 지도자, 헤지 클라레이라 공동 조정자) / 카우에(모에마의 조카, 숲 지킴이) / 도나 이자우라(아루아칸 원로 여성, 카우에가 ‘할머니(vó)’라 부름) / 발지르(광산 트럭 운전사, 신규) / 모라이스 경감(연방도로경찰 PRF 현장 책임자, 신규) / 소니아 게지스(청장) / 에드바우두 핀투(선임 공설변호인) / 헤나타 로부(동료 공설변호인) / 비아(인턴) / 루시아 폰치스(«Folha do Tapirá» 기자) / 미르치스 카발칸치 판사(구금심사 담당) / 바그네르 레이치(검사) / 도나 클레이지(여성 교도관) / 아나 멘지스(어머니) / 니바우두 멘지스(아버지, 오스마르 디젤 정비소 정비공) / 도나 달바(이웃) / 도나 그라사(헤지 클라레이라 공동 조정자) / 조라이지 페레이라</w:t>
+        <w:t>하파엘 ‘하파’ 멘지스(노바 카라자이 공설변호인) / 모에마 타피라이(아루아칸 여성 지도자, 헤지 클라레이라 공동 조정자) / 카우에(모에마의 조카, 숲 지킴이) / 도나 이자우라(아루아칸 원로 여성, 카우에가 ‘할머니(vó)’라 부름) / 발지르(광산 트럭 운전사, 신규) / 마세두 경감(연방도로경찰 PRF 현장 책임자, 신규) / 소니아 게지스(청장) / 에드바우두 핀투(선임 공설변호인) / 헤나타 로부(동료 공설변호인) / 비아(인턴) / 루시아 폰치스(«Folha do Tapirá» 기자) / 미르치스 카발칸치 판사(구금심사 담당) / 바그네르 레이치(검사) / 도나 마를레니(여성 교도관) / 아나 멘지스(어머니) / 니바우두 멘지스(아버지, 오스마르 디젤 정비소 정비공) / 도나 달바(이웃) / 도나 그라사(헤지 클라레이라 공동 조정자) / 조라이지 페레이라</w:t>
       </w:r>
     </w:p>
     <w:p>
@@ -413,7 +413,7 @@
           <w:i w:val="0"/>
           <w:sz w:val="22"/>
         </w:rPr>
-        <w:t xml:space="preserve">Moraes: </w:t>
+        <w:t xml:space="preserve">Macedo: </w:t>
       </w:r>
       <w:r>
         <w:rPr>
@@ -432,7 +432,7 @@
           <w:i w:val="0"/>
           <w:sz w:val="22"/>
         </w:rPr>
-        <w:t xml:space="preserve"> Bom dia. Inspetor Moraes, Polícia Rodoviária Federal. Quem responde pelo bloqueio?</w:t>
+        <w:t xml:space="preserve"> Bom dia. Inspetor Macedo, Polícia Rodoviária Federal. Quem responde pelo bloqueio?</w:t>
       </w:r>
     </w:p>
     <w:p>
@@ -469,7 +469,7 @@
           <w:i w:val="0"/>
           <w:sz w:val="22"/>
         </w:rPr>
-        <w:t xml:space="preserve">Moraes: </w:t>
+        <w:t xml:space="preserve">Macedo: </w:t>
       </w:r>
       <w:r>
         <w:rPr>
@@ -515,7 +515,7 @@
           <w:i w:val="0"/>
           <w:sz w:val="22"/>
         </w:rPr>
-        <w:t xml:space="preserve">Moraes: </w:t>
+        <w:t xml:space="preserve">Macedo: </w:t>
       </w:r>
       <w:r>
         <w:rPr>
@@ -561,7 +561,7 @@
           <w:i w:val="0"/>
           <w:sz w:val="22"/>
         </w:rPr>
-        <w:t xml:space="preserve">Moraes: </w:t>
+        <w:t xml:space="preserve">Macedo: </w:t>
       </w:r>
       <w:r>
         <w:rPr>
@@ -2211,7 +2211,7 @@
           <w:i w:val="0"/>
           <w:sz w:val="22"/>
         </w:rPr>
-        <w:t xml:space="preserve">Cleide: </w:t>
+        <w:t xml:space="preserve">Marlene: </w:t>
       </w:r>
       <w:r>
         <w:rPr>
@@ -2572,7 +2572,7 @@
           <w:i w:val="0"/>
           <w:sz w:val="22"/>
         </w:rPr>
-        <w:t xml:space="preserve">Cleide: </w:t>
+        <w:t xml:space="preserve">Marlene: </w:t>
       </w:r>
       <w:r>
         <w:rPr>
@@ -4770,7 +4770,7 @@
           <w:i w:val="0"/>
           <w:sz w:val="22"/>
         </w:rPr>
-        <w:t>A dona Cleide, da manhã, contou pra ela. Ela mandou um recado pela moça do baixo rio que divide a cela com ela.</w:t>
+        <w:t>A dona Marlene, da manhã, contou pra ela. Ela mandou um recado pela moça do baixo rio que divide a cela com ela.</w:t>
       </w:r>
     </w:p>
     <w:p>
